--- a/docs/02-specifications/mobile/ISC-MOB-CDC_Cahier_des_charges_App_Mobile_v1.2.docx
+++ b/docs/02-specifications/mobile/ISC-MOB-CDC_Cahier_des_charges_App_Mobile_v1.2.docx
@@ -1673,7 +1673,34 @@
                 <w:sz w:val="20"/>
                 <w:szCs w:val="20"/>
               </w:rPr>
-              <w:t xml:space="preserve">Vocabulaire aligné sur le principe du propriétaire (tâche MOB-VOCAB, 25/09/2026) : la biométrie n'est pas un facteur ; l'ancien terme biométrique remplacé par « déverrouillage local du téléphone » ou « haché » (secret conservé par le serveur) ; ancien texte barré. Principe P-11 ; MOB-S-03 reformulée ; glossaire : « Déverrouillage local », « Haché ». Aucun changement de conception.</w:t>
+              <w:t xml:space="preserve">Vocabulaire aligné sur le principe du propriétaire (tâche MOB-VOCAB, 25/09/2026) : la biométrie n'est pas un facteur ; l'ancien terme biométrique remplacé par « déverrouillage local du téléphone » ou « haché » (secret conservé par le serveur) ; ancien texte barré. Principe P-11 ; MOB-S-03 reformulée ; glossaire : « Déverrouillage local », « Haché ». </w:t>
+            </w:r>
+            <w:r>
+              <w:rPr>
+                <w:rFonts w:ascii="Times New Roman" w:cs="Times New Roman" w:eastAsia="Times New Roman" w:hAnsi="Times New Roman"/>
+                <w:b w:val="false"/>
+                <w:bCs w:val="false"/>
+                <w:i w:val="false"/>
+                <w:iCs w:val="false"/>
+                <w:strike/>
+                <w:color w:val="000000"/>
+                <w:sz w:val="20"/>
+                <w:szCs w:val="20"/>
+              </w:rPr>
+              <w:t xml:space="preserve">Aucun changement de conception.</w:t>
+            </w:r>
+            <w:r>
+              <w:rPr>
+                <w:rFonts w:ascii="Times New Roman" w:cs="Times New Roman" w:eastAsia="Times New Roman" w:hAnsi="Times New Roman"/>
+                <w:b w:val="false"/>
+                <w:bCs w:val="false"/>
+                <w:i w:val="false"/>
+                <w:iCs w:val="false"/>
+                <w:color w:val="000000"/>
+                <w:sz w:val="20"/>
+                <w:szCs w:val="20"/>
+              </w:rPr>
+              <w:t xml:space="preserve"> Compléments du 25/09/2026 (décisions du propriétaire) : MOB-S-03 complétée (invalidation sur nouvelle biométrie) ; « biométrie liée à la signature » reformulé ; seul changement de conception : Android 11 (API 30) minimum (MOB-NF-01, QM-10).</w:t>
             </w:r>
           </w:p>
         </w:tc>
@@ -6850,7 +6877,47 @@
                 <w:sz w:val="20"/>
                 <w:szCs w:val="20"/>
               </w:rPr>
-              <w:t xml:space="preserve">Toute opération qui déplace de l'argent est signée par la clé sur la chaîne à ordre fixe d'ADR-018, avec un nonce à usage unique fourni par le serveur, après saisie du PIN et authentification biométrique liée à la signature. La signature est vérifiée par le PDP (veto).</w:t>
+              <w:t xml:space="preserve">Toute opération qui déplace de l'argent est signée par la clé sur la chaîne à ordre fixe d'ADR-018, avec un nonce à usage unique fourni par le serveur, après saisie du PIN et </w:t>
+            </w:r>
+            <w:r>
+              <w:rPr>
+                <w:rFonts w:ascii="Times New Roman" w:cs="Times New Roman" w:eastAsia="Times New Roman" w:hAnsi="Times New Roman"/>
+                <w:b w:val="false"/>
+                <w:bCs w:val="false"/>
+                <w:i w:val="false"/>
+                <w:iCs w:val="false"/>
+                <w:strike/>
+                <w:color w:val="000000"/>
+                <w:sz w:val="20"/>
+                <w:szCs w:val="20"/>
+              </w:rPr>
+              <w:t xml:space="preserve">authentification biométrique liée à la signature</w:t>
+            </w:r>
+            <w:r>
+              <w:rPr>
+                <w:rFonts w:ascii="Times New Roman" w:cs="Times New Roman" w:eastAsia="Times New Roman" w:hAnsi="Times New Roman"/>
+                <w:b w:val="false"/>
+                <w:bCs w:val="false"/>
+                <w:i w:val="false"/>
+                <w:iCs w:val="false"/>
+                <w:color w:val="000000"/>
+                <w:sz w:val="20"/>
+                <w:szCs w:val="20"/>
+              </w:rPr>
+              <w:t xml:space="preserve"> déverrouillage local du téléphone qui autorise la signature</w:t>
+            </w:r>
+            <w:r>
+              <w:rPr>
+                <w:rFonts w:ascii="Times New Roman" w:cs="Times New Roman" w:eastAsia="Times New Roman" w:hAnsi="Times New Roman"/>
+                <w:b w:val="false"/>
+                <w:bCs w:val="false"/>
+                <w:i w:val="false"/>
+                <w:iCs w:val="false"/>
+                <w:color w:val="000000"/>
+                <w:sz w:val="20"/>
+                <w:szCs w:val="20"/>
+              </w:rPr>
+              <w:t xml:space="preserve">. La signature est vérifiée par le PDP (veto).</w:t>
             </w:r>
           </w:p>
         </w:tc>
@@ -9217,7 +9284,34 @@
                 <w:sz w:val="20"/>
                 <w:szCs w:val="20"/>
               </w:rPr>
-              <w:t xml:space="preserve"> L'usage de la clé exige le déverrouillage local du téléphone (biométrie ou code) ; ce déverrouillage n'est jamais transmis ni vérifié par le serveur.</w:t>
+              <w:t xml:space="preserve"> L'usage de la clé exige le déverrouillage local du téléphone (biométrie ou code) ; ce déverrouillage n'est jamais transmis ni </w:t>
+            </w:r>
+            <w:r>
+              <w:rPr>
+                <w:rFonts w:ascii="Times New Roman" w:cs="Times New Roman" w:eastAsia="Times New Roman" w:hAnsi="Times New Roman"/>
+                <w:b w:val="false"/>
+                <w:bCs w:val="false"/>
+                <w:i w:val="false"/>
+                <w:iCs w:val="false"/>
+                <w:strike/>
+                <w:color w:val="000000"/>
+                <w:sz w:val="20"/>
+                <w:szCs w:val="20"/>
+              </w:rPr>
+              <w:t xml:space="preserve">vérifié par le serveur.</w:t>
+            </w:r>
+            <w:r>
+              <w:rPr>
+                <w:rFonts w:ascii="Times New Roman" w:cs="Times New Roman" w:eastAsia="Times New Roman" w:hAnsi="Times New Roman"/>
+                <w:b w:val="false"/>
+                <w:bCs w:val="false"/>
+                <w:i w:val="false"/>
+                <w:iCs w:val="false"/>
+                <w:color w:val="000000"/>
+                <w:sz w:val="20"/>
+                <w:szCs w:val="20"/>
+              </w:rPr>
+              <w:t xml:space="preserve"> vérifié par le serveur ; la clé est invalidée si une nouvelle biométrie est enregistrée sur le téléphone, ce qui impose un ré-enrôlement.</w:t>
             </w:r>
           </w:p>
         </w:tc>
@@ -10800,11 +10894,38 @@
                 <w:bCs w:val="false"/>
                 <w:i w:val="false"/>
                 <w:iCs w:val="false"/>
-                <w:color w:val="000000"/>
-                <w:sz w:val="20"/>
-                <w:szCs w:val="20"/>
-              </w:rPr>
-              <w:t xml:space="preserve">Android 8.0 (API 26) minimum, proposé (QM-10). Données StatCounter d'août 2026 : Android 11 et plus représentent environ 85 % du parc mobile africain.</w:t>
+                <w:strike/>
+                <w:color w:val="000000"/>
+                <w:sz w:val="20"/>
+                <w:szCs w:val="20"/>
+              </w:rPr>
+              <w:t xml:space="preserve">Android 8.0 (API 26) minimum, proposé (QM-10).</w:t>
+            </w:r>
+            <w:r>
+              <w:rPr>
+                <w:rFonts w:ascii="Times New Roman" w:cs="Times New Roman" w:eastAsia="Times New Roman" w:hAnsi="Times New Roman"/>
+                <w:b w:val="false"/>
+                <w:bCs w:val="false"/>
+                <w:i w:val="false"/>
+                <w:iCs w:val="false"/>
+                <w:color w:val="000000"/>
+                <w:sz w:val="20"/>
+                <w:szCs w:val="20"/>
+              </w:rPr>
+              <w:t xml:space="preserve"> Android 11 (API 30) minimum (QM-10), motif : liaison de la signature au déverrouillage local du téléphone (biométrie ou code).</w:t>
+            </w:r>
+            <w:r>
+              <w:rPr>
+                <w:rFonts w:ascii="Times New Roman" w:cs="Times New Roman" w:eastAsia="Times New Roman" w:hAnsi="Times New Roman"/>
+                <w:b w:val="false"/>
+                <w:bCs w:val="false"/>
+                <w:i w:val="false"/>
+                <w:iCs w:val="false"/>
+                <w:color w:val="000000"/>
+                <w:sz w:val="20"/>
+                <w:szCs w:val="20"/>
+              </w:rPr>
+              <w:t xml:space="preserve"> Données StatCounter d'août 2026 : Android 11 et plus représentent environ 85 % du parc mobile africain.</w:t>
             </w:r>
           </w:p>
         </w:tc>
@@ -11419,7 +11540,47 @@
           <w:sz w:val="24"/>
           <w:szCs w:val="24"/>
         </w:rPr>
-        <w:t xml:space="preserve">Android natif (Kotlin). Les trois éléments critiques — clé dans la puce, biométrie liée à la signature, blocage des captures — exigent du code Android natif ; un cadre multiplateforme n'y changerait rien.</w:t>
+        <w:t xml:space="preserve">Android natif (Kotlin). Les trois éléments critiques — clé dans la puce, </w:t>
+      </w:r>
+      <w:r>
+        <w:rPr>
+          <w:rFonts w:ascii="Times New Roman" w:cs="Times New Roman" w:eastAsia="Times New Roman" w:hAnsi="Times New Roman"/>
+          <w:b w:val="false"/>
+          <w:bCs w:val="false"/>
+          <w:i w:val="false"/>
+          <w:iCs w:val="false"/>
+          <w:strike/>
+          <w:color w:val="000000"/>
+          <w:sz w:val="24"/>
+          <w:szCs w:val="24"/>
+        </w:rPr>
+        <w:t xml:space="preserve">biométrie liée à la signature</w:t>
+      </w:r>
+      <w:r>
+        <w:rPr>
+          <w:rFonts w:ascii="Times New Roman" w:cs="Times New Roman" w:eastAsia="Times New Roman" w:hAnsi="Times New Roman"/>
+          <w:b w:val="false"/>
+          <w:bCs w:val="false"/>
+          <w:i w:val="false"/>
+          <w:iCs w:val="false"/>
+          <w:color w:val="000000"/>
+          <w:sz w:val="24"/>
+          <w:szCs w:val="24"/>
+        </w:rPr>
+        <w:t xml:space="preserve"> déverrouillage local du téléphone qui autorise la signature</w:t>
+      </w:r>
+      <w:r>
+        <w:rPr>
+          <w:rFonts w:ascii="Times New Roman" w:cs="Times New Roman" w:eastAsia="Times New Roman" w:hAnsi="Times New Roman"/>
+          <w:b w:val="false"/>
+          <w:bCs w:val="false"/>
+          <w:i w:val="false"/>
+          <w:iCs w:val="false"/>
+          <w:color w:val="000000"/>
+          <w:sz w:val="24"/>
+          <w:szCs w:val="24"/>
+        </w:rPr>
+        <w:t xml:space="preserve">, blocage des captures — exigent du code Android natif ; un cadre multiplateforme n'y changerait rien.</w:t>
       </w:r>
     </w:p>
     <w:p>
@@ -16190,11 +16351,38 @@
                 <w:bCs w:val="false"/>
                 <w:i w:val="false"/>
                 <w:iCs w:val="false"/>
-                <w:color w:val="000000"/>
-                <w:sz w:val="20"/>
-                <w:szCs w:val="20"/>
-              </w:rPr>
-              <w:t xml:space="preserve">Biométrie liée à chaque signature, PIN, plafonds, PDP, exécution différée. Risque résiduel déclaré (MT-01).</w:t>
+                <w:strike/>
+                <w:color w:val="000000"/>
+                <w:sz w:val="20"/>
+                <w:szCs w:val="20"/>
+              </w:rPr>
+              <w:t xml:space="preserve">Biométrie liée à chaque signature</w:t>
+            </w:r>
+            <w:r>
+              <w:rPr>
+                <w:rFonts w:ascii="Times New Roman" w:cs="Times New Roman" w:eastAsia="Times New Roman" w:hAnsi="Times New Roman"/>
+                <w:b w:val="false"/>
+                <w:bCs w:val="false"/>
+                <w:i w:val="false"/>
+                <w:iCs w:val="false"/>
+                <w:color w:val="000000"/>
+                <w:sz w:val="20"/>
+                <w:szCs w:val="20"/>
+              </w:rPr>
+              <w:t xml:space="preserve"> Déverrouillage local du téléphone exigé avant chaque signature</w:t>
+            </w:r>
+            <w:r>
+              <w:rPr>
+                <w:rFonts w:ascii="Times New Roman" w:cs="Times New Roman" w:eastAsia="Times New Roman" w:hAnsi="Times New Roman"/>
+                <w:b w:val="false"/>
+                <w:bCs w:val="false"/>
+                <w:i w:val="false"/>
+                <w:iCs w:val="false"/>
+                <w:color w:val="000000"/>
+                <w:sz w:val="20"/>
+                <w:szCs w:val="20"/>
+              </w:rPr>
+              <w:t xml:space="preserve">, PIN, plafonds, PDP, exécution différée. Risque résiduel déclaré (MT-01).</w:t>
             </w:r>
           </w:p>
         </w:tc>
@@ -17588,11 +17776,25 @@
                 <w:bCs w:val="false"/>
                 <w:i w:val="false"/>
                 <w:iCs w:val="false"/>
+                <w:strike/>
                 <w:color w:val="000000"/>
                 <w:sz w:val="20"/>
                 <w:szCs w:val="20"/>
               </w:rPr>
               <w:t xml:space="preserve">API 26 (Android 8.0)</w:t>
+            </w:r>
+            <w:r>
+              <w:rPr>
+                <w:rFonts w:ascii="Times New Roman" w:cs="Times New Roman" w:eastAsia="Times New Roman" w:hAnsi="Times New Roman"/>
+                <w:b w:val="false"/>
+                <w:bCs w:val="false"/>
+                <w:i w:val="false"/>
+                <w:iCs w:val="false"/>
+                <w:color w:val="000000"/>
+                <w:sz w:val="20"/>
+                <w:szCs w:val="20"/>
+              </w:rPr>
+              <w:t xml:space="preserve"> Android 11 (API 30) : liaison de la signature au déverrouillage local du téléphone (biométrie ou code) ; Android 11 et plus ≈ 85 % du parc africain (StatCounter, août 2026)</w:t>
             </w:r>
           </w:p>
         </w:tc>

--- a/docs/02-specifications/mobile/ISC-MOB-CDC_Cahier_des_charges_App_Mobile_v1.2.docx
+++ b/docs/02-specifications/mobile/ISC-MOB-CDC_Cahier_des_charges_App_Mobile_v1.2.docx
@@ -942,11 +942,38 @@
                 <w:bCs w:val="false"/>
                 <w:i w:val="false"/>
                 <w:iCs w:val="false"/>
-                <w:color w:val="000000"/>
-                <w:sz w:val="20"/>
-                <w:szCs w:val="20"/>
-              </w:rPr>
-              <w:t xml:space="preserve">ISC-SRS-FR v1.3, ISC-SAD v1.2, Modèle de menace v1.2.1, ISC-AMD-01, ADR-029/030/031/033/034/035</w:t>
+                <w:strike/>
+                <w:color w:val="000000"/>
+                <w:sz w:val="20"/>
+                <w:szCs w:val="20"/>
+              </w:rPr>
+              <w:t xml:space="preserve">ISC-SRS-FR v1.3, ISC-SAD v1.2, Modèle de menace v1.2.1</w:t>
+            </w:r>
+            <w:r>
+              <w:rPr>
+                <w:rFonts w:ascii="Times New Roman" w:cs="Times New Roman" w:eastAsia="Times New Roman" w:hAnsi="Times New Roman"/>
+                <w:b w:val="false"/>
+                <w:bCs w:val="false"/>
+                <w:i w:val="false"/>
+                <w:iCs w:val="false"/>
+                <w:color w:val="000000"/>
+                <w:sz w:val="20"/>
+                <w:szCs w:val="20"/>
+              </w:rPr>
+              <w:t xml:space="preserve"> ISC-SRS-FR v1.4, ISC-SAD v1.3, Modèle de menace v1.3</w:t>
+            </w:r>
+            <w:r>
+              <w:rPr>
+                <w:rFonts w:ascii="Times New Roman" w:cs="Times New Roman" w:eastAsia="Times New Roman" w:hAnsi="Times New Roman"/>
+                <w:b w:val="false"/>
+                <w:bCs w:val="false"/>
+                <w:i w:val="false"/>
+                <w:iCs w:val="false"/>
+                <w:color w:val="000000"/>
+                <w:sz w:val="20"/>
+                <w:szCs w:val="20"/>
+              </w:rPr>
+              <w:t xml:space="preserve">, ISC-AMD-01, ADR-029/030/031/033/034/035</w:t>
             </w:r>
           </w:p>
         </w:tc>
@@ -1700,7 +1727,34 @@
                 <w:sz w:val="20"/>
                 <w:szCs w:val="20"/>
               </w:rPr>
-              <w:t xml:space="preserve"> Compléments du 25/09/2026 (décisions du propriétaire) : MOB-S-03 complétée (invalidation sur nouvelle biométrie) ; « biométrie liée à la signature » reformulé ; seul changement de conception : Android 11 (API 30) minimum (MOB-NF-01, QM-10).</w:t>
+              <w:t xml:space="preserve"> Compléments du 25/09/2026 (décisions du propriétaire) : MOB-S-03 complétée (invalidation sur nouvelle biométrie) ; « biométrie liée à la signature » reformulé ; seul changement de conception : </w:t>
+            </w:r>
+            <w:r>
+              <w:rPr>
+                <w:rFonts w:ascii="Times New Roman" w:cs="Times New Roman" w:eastAsia="Times New Roman" w:hAnsi="Times New Roman"/>
+                <w:b w:val="false"/>
+                <w:bCs w:val="false"/>
+                <w:i w:val="false"/>
+                <w:iCs w:val="false"/>
+                <w:strike/>
+                <w:color w:val="000000"/>
+                <w:sz w:val="20"/>
+                <w:szCs w:val="20"/>
+              </w:rPr>
+              <w:t xml:space="preserve">Android 11 (API 30) minimum (MOB-NF-01, QM-10).</w:t>
+            </w:r>
+            <w:r>
+              <w:rPr>
+                <w:rFonts w:ascii="Times New Roman" w:cs="Times New Roman" w:eastAsia="Times New Roman" w:hAnsi="Times New Roman"/>
+                <w:b w:val="false"/>
+                <w:bCs w:val="false"/>
+                <w:i w:val="false"/>
+                <w:iCs w:val="false"/>
+                <w:color w:val="000000"/>
+                <w:sz w:val="20"/>
+                <w:szCs w:val="20"/>
+              </w:rPr>
+              <w:t xml:space="preserve"> Android 11 (API 30) minimum (MOB-NF-01, QM-10). Relecture finale du 25/09/2026 : documents amont à jour.</w:t>
             </w:r>
           </w:p>
         </w:tc>
